--- a/Coding 2 - year/Unit 6 - APIs & External Libraries/Daily Lesson Plans/Word/Day 18.docx
+++ b/Coding 2 - year/Unit 6 - APIs & External Libraries/Daily Lesson Plans/Word/Day 18.docx
@@ -50,12 +50,15 @@
               </w:rPr>
               <w:t xml:space="preserve">Coding II — Full Year</w:t>
             </w:r>
-          </w:p>
-          <w:p>
-            <w:pPr>
-              <w:spacing w:before="40"/>
-              <w:jc w:val="center"/>
-            </w:pPr>
+            <w:r>
+              <w:rPr>
+                <w:rFonts w:ascii="Arial" w:cs="Arial" w:eastAsia="Arial" w:hAnsi="Arial"/>
+                <w:sz w:val="16"/>
+                <w:szCs w:val="16"/>
+              </w:rPr>
+              <w:br/>
+              <w:t xml:space="preserve"/>
+            </w:r>
             <w:r>
               <w:rPr>
                 <w:rFonts w:ascii="Arial" w:cs="Arial" w:eastAsia="Arial" w:hAnsi="Arial"/>
@@ -83,7 +86,7 @@
           <w:rFonts w:ascii="Arial" w:cs="Arial" w:eastAsia="Arial" w:hAnsi="Arial"/>
           <w:b/>
           <w:bCs/>
-          <w:color w:val="0D3B1F"/>
+          <w:color w:val="1B7A4A"/>
           <w:sz w:val="32"/>
           <w:szCs w:val="32"/>
         </w:rPr>
@@ -261,9 +264,9 @@
               <w:right w:val="single" w:color="CCCCCC" w:sz="1"/>
             </w:tcBorders>
             <w:tcMar>
-              <w:top w:type="dxa" w:w="60"/>
+              <w:top w:type="dxa" w:w="80"/>
               <w:left w:type="dxa" w:w="120"/>
-              <w:bottom w:type="dxa" w:w="60"/>
+              <w:bottom w:type="dxa" w:w="80"/>
               <w:right w:type="dxa" w:w="120"/>
             </w:tcMar>
           </w:tcPr>
@@ -290,20 +293,213 @@
               <w:right w:val="single" w:color="CCCCCC" w:sz="1"/>
             </w:tcBorders>
             <w:tcMar>
-              <w:top w:type="dxa" w:w="60"/>
+              <w:top w:type="dxa" w:w="80"/>
               <w:left w:type="dxa" w:w="120"/>
-              <w:bottom w:type="dxa" w:w="60"/>
+              <w:bottom w:type="dxa" w:w="80"/>
               <w:right w:type="dxa" w:w="120"/>
             </w:tcMar>
           </w:tcPr>
           <w:p>
-            <w:r>
-              <w:rPr>
-                <w:rFonts w:ascii="Arial" w:cs="Arial" w:eastAsia="Arial" w:hAnsi="Arial"/>
-                <w:sz w:val="20"/>
-                <w:szCs w:val="20"/>
+            <w:pPr>
+              <w:spacing w:after="80" w:before="80"/>
+            </w:pPr>
+            <w:r>
+              <w:rPr>
+                <w:rFonts w:ascii="Arial" w:cs="Arial" w:eastAsia="Arial" w:hAnsi="Arial"/>
+                <w:b/>
+                <w:bCs/>
+                <w:i w:val="false"/>
+                <w:iCs w:val="false"/>
+                <w:color w:val="000000"/>
+                <w:sz w:val="22"/>
+                <w:szCs w:val="22"/>
               </w:rPr>
               <w:t xml:space="preserve">Bell Ringer / Review</w:t>
+            </w:r>
+            <w:r>
+              <w:rPr>
+                <w:rFonts w:ascii="Arial" w:cs="Arial" w:eastAsia="Arial" w:hAnsi="Arial"/>
+                <w:sz w:val="20"/>
+                <w:szCs w:val="20"/>
+              </w:rPr>
+              <w:br/>
+              <w:t xml:space="preserve"/>
+            </w:r>
+            <w:r>
+              <w:rPr>
+                <w:rFonts w:ascii="Arial" w:cs="Arial" w:eastAsia="Arial" w:hAnsi="Arial"/>
+                <w:sz w:val="20"/>
+                <w:szCs w:val="20"/>
+              </w:rPr>
+              <w:br/>
+              <w:t xml:space="preserve"/>
+            </w:r>
+            <w:r>
+              <w:rPr>
+                <w:rFonts w:ascii="Arial" w:cs="Arial" w:eastAsia="Arial" w:hAnsi="Arial"/>
+                <w:b/>
+                <w:bCs/>
+                <w:i w:val="false"/>
+                <w:iCs w:val="false"/>
+                <w:color w:val="000000"/>
+                <w:sz w:val="20"/>
+                <w:szCs w:val="20"/>
+              </w:rPr>
+              <w:t xml:space="preserve">Quick Write </w:t>
+            </w:r>
+            <w:r>
+              <w:rPr>
+                <w:rFonts w:ascii="Arial" w:cs="Arial" w:eastAsia="Arial" w:hAnsi="Arial"/>
+                <w:b w:val="false"/>
+                <w:bCs w:val="false"/>
+                <w:i w:val="false"/>
+                <w:iCs w:val="false"/>
+                <w:color w:val="000000"/>
+                <w:sz w:val="20"/>
+                <w:szCs w:val="20"/>
+              </w:rPr>
+              <w:t xml:space="preserve">(3 min — written or verbal):</w:t>
+            </w:r>
+            <w:r>
+              <w:rPr>
+                <w:rFonts w:ascii="Arial" w:cs="Arial" w:eastAsia="Arial" w:hAnsi="Arial"/>
+                <w:sz w:val="20"/>
+                <w:szCs w:val="20"/>
+              </w:rPr>
+              <w:br/>
+              <w:t xml:space="preserve"/>
+            </w:r>
+            <w:r>
+              <w:rPr>
+                <w:rFonts w:ascii="Arial" w:cs="Arial" w:eastAsia="Arial" w:hAnsi="Arial"/>
+                <w:b w:val="false"/>
+                <w:bCs w:val="false"/>
+                <w:i w:val="false"/>
+                <w:iCs w:val="false"/>
+                <w:color w:val="000000"/>
+                <w:sz w:val="20"/>
+                <w:szCs w:val="20"/>
+              </w:rPr>
+              <w:t xml:space="preserve">    In your own words: Plan and start building a data visualization project that integrates APIs, data processing, and charts?</w:t>
+            </w:r>
+            <w:r>
+              <w:rPr>
+                <w:rFonts w:ascii="Arial" w:cs="Arial" w:eastAsia="Arial" w:hAnsi="Arial"/>
+                <w:sz w:val="20"/>
+                <w:szCs w:val="20"/>
+              </w:rPr>
+              <w:br/>
+              <w:t xml:space="preserve"/>
+            </w:r>
+            <w:r>
+              <w:rPr>
+                <w:rFonts w:ascii="Arial" w:cs="Arial" w:eastAsia="Arial" w:hAnsi="Arial"/>
+                <w:sz w:val="20"/>
+                <w:szCs w:val="20"/>
+              </w:rPr>
+              <w:br/>
+              <w:t xml:space="preserve"/>
+            </w:r>
+            <w:r>
+              <w:rPr>
+                <w:rFonts w:ascii="Arial" w:cs="Arial" w:eastAsia="Arial" w:hAnsi="Arial"/>
+                <w:b/>
+                <w:bCs/>
+                <w:i w:val="false"/>
+                <w:iCs w:val="false"/>
+                <w:color w:val="000000"/>
+                <w:sz w:val="20"/>
+                <w:szCs w:val="20"/>
+              </w:rPr>
+              <w:t xml:space="preserve">Vocabulary Preview — </w:t>
+            </w:r>
+            <w:r>
+              <w:rPr>
+                <w:rFonts w:ascii="Arial" w:cs="Arial" w:eastAsia="Arial" w:hAnsi="Arial"/>
+                <w:b w:val="false"/>
+                <w:bCs w:val="false"/>
+                <w:i w:val="false"/>
+                <w:iCs w:val="false"/>
+                <w:color w:val="000000"/>
+                <w:sz w:val="20"/>
+                <w:szCs w:val="20"/>
+              </w:rPr>
+              <w:t xml:space="preserve">terms we'll use today:</w:t>
+            </w:r>
+            <w:r>
+              <w:rPr>
+                <w:rFonts w:ascii="Arial" w:cs="Arial" w:eastAsia="Arial" w:hAnsi="Arial"/>
+                <w:sz w:val="20"/>
+                <w:szCs w:val="20"/>
+              </w:rPr>
+              <w:br/>
+              <w:t xml:space="preserve"/>
+            </w:r>
+            <w:r>
+              <w:rPr>
+                <w:rFonts w:ascii="Arial" w:cs="Arial" w:eastAsia="Arial" w:hAnsi="Arial"/>
+                <w:b w:val="false"/>
+                <w:bCs w:val="false"/>
+                <w:i w:val="false"/>
+                <w:iCs w:val="false"/>
+                <w:color w:val="000000"/>
+                <w:sz w:val="20"/>
+                <w:szCs w:val="20"/>
+              </w:rPr>
+              <w:t xml:space="preserve">    • Project Workflow   •   Fetch Data   •   Process Data   •   Visualize Data   •   Interpret   •   Best Practices</w:t>
+            </w:r>
+            <w:r>
+              <w:rPr>
+                <w:rFonts w:ascii="Arial" w:cs="Arial" w:eastAsia="Arial" w:hAnsi="Arial"/>
+                <w:sz w:val="20"/>
+                <w:szCs w:val="20"/>
+              </w:rPr>
+              <w:br/>
+              <w:t xml:space="preserve"/>
+            </w:r>
+            <w:r>
+              <w:rPr>
+                <w:rFonts w:ascii="Arial" w:cs="Arial" w:eastAsia="Arial" w:hAnsi="Arial"/>
+                <w:sz w:val="20"/>
+                <w:szCs w:val="20"/>
+              </w:rPr>
+              <w:br/>
+              <w:t xml:space="preserve"/>
+            </w:r>
+            <w:r>
+              <w:rPr>
+                <w:rFonts w:ascii="Arial" w:cs="Arial" w:eastAsia="Arial" w:hAnsi="Arial"/>
+                <w:b w:val="false"/>
+                <w:bCs w:val="false"/>
+                <w:i/>
+                <w:iCs/>
+                <w:color w:val="444444"/>
+                <w:sz w:val="20"/>
+                <w:szCs w:val="20"/>
+              </w:rPr>
+              <w:t xml:space="preserve">Today's Goal: By the end of class you will be able to plan and start building a data visualization project that integrates APIs, data processing, and charts.</w:t>
+            </w:r>
+            <w:r>
+              <w:rPr>
+                <w:rFonts w:ascii="Arial" w:cs="Arial" w:eastAsia="Arial" w:hAnsi="Arial"/>
+                <w:sz w:val="20"/>
+                <w:szCs w:val="20"/>
+              </w:rPr>
+              <w:br/>
+              <w:t xml:space="preserve"/>
+            </w:r>
+            <w:r>
+              <w:rPr>
+                <w:rFonts w:ascii="Arial" w:cs="Arial" w:eastAsia="Arial" w:hAnsi="Arial"/>
+                <w:b w:val="false"/>
+                <w:bCs w:val="false"/>
+                <w:i/>
+                <w:iCs/>
+                <w:color w:val="555555"/>
+                <w:sz w:val="20"/>
+                <w:szCs w:val="20"/>
+              </w:rPr>
+              <w:t xml:space="preserve">→ Pair-share your response, then 2–3 students share with the class.</w:t>
             </w:r>
           </w:p>
         </w:tc>
@@ -319,9 +515,9 @@
               <w:right w:val="single" w:color="CCCCCC" w:sz="1"/>
             </w:tcBorders>
             <w:tcMar>
-              <w:top w:type="dxa" w:w="60"/>
+              <w:top w:type="dxa" w:w="80"/>
               <w:left w:type="dxa" w:w="120"/>
-              <w:bottom w:type="dxa" w:w="60"/>
+              <w:bottom w:type="dxa" w:w="80"/>
               <w:right w:type="dxa" w:w="120"/>
             </w:tcMar>
           </w:tcPr>
@@ -348,20 +544,402 @@
               <w:right w:val="single" w:color="CCCCCC" w:sz="1"/>
             </w:tcBorders>
             <w:tcMar>
-              <w:top w:type="dxa" w:w="60"/>
+              <w:top w:type="dxa" w:w="80"/>
               <w:left w:type="dxa" w:w="120"/>
-              <w:bottom w:type="dxa" w:w="60"/>
+              <w:bottom w:type="dxa" w:w="80"/>
               <w:right w:type="dxa" w:w="120"/>
             </w:tcMar>
           </w:tcPr>
           <w:p>
-            <w:r>
-              <w:rPr>
-                <w:rFonts w:ascii="Arial" w:cs="Arial" w:eastAsia="Arial" w:hAnsi="Arial"/>
-                <w:sz w:val="20"/>
-                <w:szCs w:val="20"/>
-              </w:rPr>
-              <w:t xml:space="preserve">Mini Lesson: Data Visualization Project – Part 1</w:t>
+            <w:pPr>
+              <w:spacing w:after="80" w:before="80"/>
+            </w:pPr>
+            <w:r>
+              <w:rPr>
+                <w:rFonts w:ascii="Arial" w:cs="Arial" w:eastAsia="Arial" w:hAnsi="Arial"/>
+                <w:b/>
+                <w:bCs/>
+                <w:i w:val="false"/>
+                <w:iCs w:val="false"/>
+                <w:color w:val="000000"/>
+                <w:sz w:val="22"/>
+                <w:szCs w:val="22"/>
+              </w:rPr>
+              <w:t xml:space="preserve">Mini Lesson: </w:t>
+            </w:r>
+            <w:r>
+              <w:rPr>
+                <w:rFonts w:ascii="Arial" w:cs="Arial" w:eastAsia="Arial" w:hAnsi="Arial"/>
+                <w:b w:val="false"/>
+                <w:bCs w:val="false"/>
+                <w:i w:val="false"/>
+                <w:iCs w:val="false"/>
+                <w:color w:val="000000"/>
+                <w:sz w:val="22"/>
+                <w:szCs w:val="22"/>
+              </w:rPr>
+              <w:t xml:space="preserve">Data Visualization Project – Part 1</w:t>
+            </w:r>
+            <w:r>
+              <w:rPr>
+                <w:rFonts w:ascii="Arial" w:cs="Arial" w:eastAsia="Arial" w:hAnsi="Arial"/>
+                <w:sz w:val="20"/>
+                <w:szCs w:val="20"/>
+              </w:rPr>
+              <w:br/>
+              <w:t xml:space="preserve"/>
+            </w:r>
+            <w:r>
+              <w:rPr>
+                <w:rFonts w:ascii="Arial" w:cs="Arial" w:eastAsia="Arial" w:hAnsi="Arial"/>
+                <w:sz w:val="20"/>
+                <w:szCs w:val="20"/>
+              </w:rPr>
+              <w:br/>
+              <w:t xml:space="preserve"/>
+            </w:r>
+            <w:r>
+              <w:rPr>
+                <w:rFonts w:ascii="Arial" w:cs="Arial" w:eastAsia="Arial" w:hAnsi="Arial"/>
+                <w:b/>
+                <w:bCs/>
+                <w:i/>
+                <w:iCs/>
+                <w:color w:val="000000"/>
+                <w:sz w:val="20"/>
+                <w:szCs w:val="20"/>
+              </w:rPr>
+              <w:t xml:space="preserve">Learning Target: </w:t>
+            </w:r>
+            <w:r>
+              <w:rPr>
+                <w:rFonts w:ascii="Arial" w:cs="Arial" w:eastAsia="Arial" w:hAnsi="Arial"/>
+                <w:b w:val="false"/>
+                <w:bCs w:val="false"/>
+                <w:i/>
+                <w:iCs/>
+                <w:color w:val="333333"/>
+                <w:sz w:val="20"/>
+                <w:szCs w:val="20"/>
+              </w:rPr>
+              <w:t xml:space="preserve">I can plan and start building a data visualization project that integrates APIs, data processing, and charts.</w:t>
+            </w:r>
+            <w:r>
+              <w:rPr>
+                <w:rFonts w:ascii="Arial" w:cs="Arial" w:eastAsia="Arial" w:hAnsi="Arial"/>
+                <w:sz w:val="20"/>
+                <w:szCs w:val="20"/>
+              </w:rPr>
+              <w:br/>
+              <w:t xml:space="preserve"/>
+            </w:r>
+            <w:r>
+              <w:rPr>
+                <w:rFonts w:ascii="Arial" w:cs="Arial" w:eastAsia="Arial" w:hAnsi="Arial"/>
+                <w:sz w:val="20"/>
+                <w:szCs w:val="20"/>
+              </w:rPr>
+              <w:br/>
+              <w:t xml:space="preserve"/>
+            </w:r>
+            <w:r>
+              <w:rPr>
+                <w:rFonts w:ascii="Arial" w:cs="Arial" w:eastAsia="Arial" w:hAnsi="Arial"/>
+                <w:b w:val="false"/>
+                <w:bCs w:val="false"/>
+                <w:i w:val="false"/>
+                <w:iCs w:val="false"/>
+                <w:color w:val="000000"/>
+                <w:sz w:val="20"/>
+                <w:szCs w:val="20"/>
+              </w:rPr>
+              <w:t xml:space="preserve">1. Fetch Data: Get data from an API or file</w:t>
+            </w:r>
+            <w:r>
+              <w:rPr>
+                <w:rFonts w:ascii="Arial" w:cs="Arial" w:eastAsia="Arial" w:hAnsi="Arial"/>
+                <w:sz w:val="20"/>
+                <w:szCs w:val="20"/>
+              </w:rPr>
+              <w:br/>
+              <w:t xml:space="preserve"/>
+            </w:r>
+            <w:r>
+              <w:rPr>
+                <w:rFonts w:ascii="Arial" w:cs="Arial" w:eastAsia="Arial" w:hAnsi="Arial"/>
+                <w:b w:val="false"/>
+                <w:bCs w:val="false"/>
+                <w:i w:val="false"/>
+                <w:iCs w:val="false"/>
+                <w:color w:val="000000"/>
+                <w:sz w:val="20"/>
+                <w:szCs w:val="20"/>
+              </w:rPr>
+              <w:t xml:space="preserve">2. Process Data: Clean, filter, and organize data</w:t>
+            </w:r>
+            <w:r>
+              <w:rPr>
+                <w:rFonts w:ascii="Arial" w:cs="Arial" w:eastAsia="Arial" w:hAnsi="Arial"/>
+                <w:sz w:val="20"/>
+                <w:szCs w:val="20"/>
+              </w:rPr>
+              <w:br/>
+              <w:t xml:space="preserve"/>
+            </w:r>
+            <w:r>
+              <w:rPr>
+                <w:rFonts w:ascii="Arial" w:cs="Arial" w:eastAsia="Arial" w:hAnsi="Arial"/>
+                <w:sz w:val="20"/>
+                <w:szCs w:val="20"/>
+              </w:rPr>
+              <w:br/>
+              <w:t xml:space="preserve"/>
+            </w:r>
+            <w:r>
+              <w:rPr>
+                <w:rFonts w:ascii="Arial" w:cs="Arial" w:eastAsia="Arial" w:hAnsi="Arial"/>
+                <w:b/>
+                <w:bCs/>
+                <w:i w:val="false"/>
+                <w:iCs w:val="false"/>
+                <w:color w:val="000000"/>
+                <w:sz w:val="20"/>
+                <w:szCs w:val="20"/>
+              </w:rPr>
+              <w:t xml:space="preserve">Key Concepts:</w:t>
+            </w:r>
+            <w:r>
+              <w:rPr>
+                <w:rFonts w:ascii="Arial" w:cs="Arial" w:eastAsia="Arial" w:hAnsi="Arial"/>
+                <w:sz w:val="20"/>
+                <w:szCs w:val="20"/>
+              </w:rPr>
+              <w:br/>
+              <w:t xml:space="preserve"/>
+            </w:r>
+            <w:r>
+              <w:rPr>
+                <w:rFonts w:ascii="Arial" w:cs="Arial" w:eastAsia="Arial" w:hAnsi="Arial"/>
+                <w:b w:val="false"/>
+                <w:bCs w:val="false"/>
+                <w:i w:val="false"/>
+                <w:iCs w:val="false"/>
+                <w:color w:val="000000"/>
+                <w:sz w:val="20"/>
+                <w:szCs w:val="20"/>
+              </w:rPr>
+              <w:t xml:space="preserve">    • Choose meaningful data</w:t>
+            </w:r>
+            <w:r>
+              <w:rPr>
+                <w:rFonts w:ascii="Arial" w:cs="Arial" w:eastAsia="Arial" w:hAnsi="Arial"/>
+                <w:sz w:val="20"/>
+                <w:szCs w:val="20"/>
+              </w:rPr>
+              <w:br/>
+              <w:t xml:space="preserve"/>
+            </w:r>
+            <w:r>
+              <w:rPr>
+                <w:rFonts w:ascii="Arial" w:cs="Arial" w:eastAsia="Arial" w:hAnsi="Arial"/>
+                <w:b w:val="false"/>
+                <w:bCs w:val="false"/>
+                <w:i w:val="false"/>
+                <w:iCs w:val="false"/>
+                <w:color w:val="000000"/>
+                <w:sz w:val="20"/>
+                <w:szCs w:val="20"/>
+              </w:rPr>
+              <w:t xml:space="preserve">    • Use appropriate chart types</w:t>
+            </w:r>
+            <w:r>
+              <w:rPr>
+                <w:rFonts w:ascii="Arial" w:cs="Arial" w:eastAsia="Arial" w:hAnsi="Arial"/>
+                <w:sz w:val="20"/>
+                <w:szCs w:val="20"/>
+              </w:rPr>
+              <w:br/>
+              <w:t xml:space="preserve"/>
+            </w:r>
+            <w:r>
+              <w:rPr>
+                <w:rFonts w:ascii="Arial" w:cs="Arial" w:eastAsia="Arial" w:hAnsi="Arial"/>
+                <w:b w:val="false"/>
+                <w:bCs w:val="false"/>
+                <w:i w:val="false"/>
+                <w:iCs w:val="false"/>
+                <w:color w:val="000000"/>
+                <w:sz w:val="20"/>
+                <w:szCs w:val="20"/>
+              </w:rPr>
+              <w:t xml:space="preserve">    • Label axes clearly</w:t>
+            </w:r>
+            <w:r>
+              <w:rPr>
+                <w:rFonts w:ascii="Arial" w:cs="Arial" w:eastAsia="Arial" w:hAnsi="Arial"/>
+                <w:sz w:val="20"/>
+                <w:szCs w:val="20"/>
+              </w:rPr>
+              <w:br/>
+              <w:t xml:space="preserve"/>
+            </w:r>
+            <w:r>
+              <w:rPr>
+                <w:rFonts w:ascii="Arial" w:cs="Arial" w:eastAsia="Arial" w:hAnsi="Arial"/>
+                <w:b w:val="false"/>
+                <w:bCs w:val="false"/>
+                <w:i w:val="false"/>
+                <w:iCs w:val="false"/>
+                <w:color w:val="000000"/>
+                <w:sz w:val="20"/>
+                <w:szCs w:val="20"/>
+              </w:rPr>
+              <w:t xml:space="preserve">    • Include titles and legends</w:t>
+            </w:r>
+            <w:r>
+              <w:rPr>
+                <w:rFonts w:ascii="Arial" w:cs="Arial" w:eastAsia="Arial" w:hAnsi="Arial"/>
+                <w:sz w:val="20"/>
+                <w:szCs w:val="20"/>
+              </w:rPr>
+              <w:br/>
+              <w:t xml:space="preserve"/>
+            </w:r>
+            <w:r>
+              <w:rPr>
+                <w:rFonts w:ascii="Arial" w:cs="Arial" w:eastAsia="Arial" w:hAnsi="Arial"/>
+                <w:b w:val="false"/>
+                <w:bCs w:val="false"/>
+                <w:i w:val="false"/>
+                <w:iCs w:val="false"/>
+                <w:color w:val="000000"/>
+                <w:sz w:val="20"/>
+                <w:szCs w:val="20"/>
+              </w:rPr>
+              <w:t xml:space="preserve">    • Handle errors gracefully</w:t>
+            </w:r>
+            <w:r>
+              <w:rPr>
+                <w:rFonts w:ascii="Arial" w:cs="Arial" w:eastAsia="Arial" w:hAnsi="Arial"/>
+                <w:sz w:val="20"/>
+                <w:szCs w:val="20"/>
+              </w:rPr>
+              <w:br/>
+              <w:t xml:space="preserve"/>
+            </w:r>
+            <w:r>
+              <w:rPr>
+                <w:rFonts w:ascii="Arial" w:cs="Arial" w:eastAsia="Arial" w:hAnsi="Arial"/>
+                <w:sz w:val="20"/>
+                <w:szCs w:val="20"/>
+              </w:rPr>
+              <w:br/>
+              <w:t xml:space="preserve"/>
+            </w:r>
+            <w:r>
+              <w:rPr>
+                <w:rFonts w:ascii="Arial" w:cs="Arial" w:eastAsia="Arial" w:hAnsi="Arial"/>
+                <w:b/>
+                <w:bCs/>
+                <w:i w:val="false"/>
+                <w:iCs w:val="false"/>
+                <w:color w:val="000000"/>
+                <w:sz w:val="20"/>
+                <w:szCs w:val="20"/>
+              </w:rPr>
+              <w:t xml:space="preserve">Vocabulary: </w:t>
+            </w:r>
+            <w:r>
+              <w:rPr>
+                <w:rFonts w:ascii="Arial" w:cs="Arial" w:eastAsia="Arial" w:hAnsi="Arial"/>
+                <w:b w:val="false"/>
+                <w:bCs w:val="false"/>
+                <w:i w:val="false"/>
+                <w:iCs w:val="false"/>
+                <w:color w:val="000000"/>
+                <w:sz w:val="20"/>
+                <w:szCs w:val="20"/>
+              </w:rPr>
+              <w:t xml:space="preserve">Project Workflow, Fetch Data, Process Data, Visualize Data, Interpret, Best Practices</w:t>
+            </w:r>
+            <w:r>
+              <w:rPr>
+                <w:rFonts w:ascii="Arial" w:cs="Arial" w:eastAsia="Arial" w:hAnsi="Arial"/>
+                <w:sz w:val="20"/>
+                <w:szCs w:val="20"/>
+              </w:rPr>
+              <w:br/>
+              <w:t xml:space="preserve"/>
+            </w:r>
+            <w:r>
+              <w:rPr>
+                <w:rFonts w:ascii="Arial" w:cs="Arial" w:eastAsia="Arial" w:hAnsi="Arial"/>
+                <w:sz w:val="20"/>
+                <w:szCs w:val="20"/>
+              </w:rPr>
+              <w:br/>
+              <w:t xml:space="preserve"/>
+            </w:r>
+            <w:r>
+              <w:rPr>
+                <w:rFonts w:ascii="Arial" w:cs="Arial" w:eastAsia="Arial" w:hAnsi="Arial"/>
+                <w:b/>
+                <w:bCs/>
+                <w:i/>
+                <w:iCs/>
+                <w:color w:val="555555"/>
+                <w:sz w:val="20"/>
+                <w:szCs w:val="20"/>
+              </w:rPr>
+              <w:t xml:space="preserve">→ Live Demo — </w:t>
+            </w:r>
+            <w:r>
+              <w:rPr>
+                <w:rFonts w:ascii="Arial" w:cs="Arial" w:eastAsia="Arial" w:hAnsi="Arial"/>
+                <w:b w:val="false"/>
+                <w:bCs w:val="false"/>
+                <w:i/>
+                <w:iCs/>
+                <w:color w:val="555555"/>
+                <w:sz w:val="20"/>
+                <w:szCs w:val="20"/>
+              </w:rPr>
+              <w:t xml:space="preserve">type examples as students follow along in their own editor.</w:t>
+            </w:r>
+            <w:r>
+              <w:rPr>
+                <w:rFonts w:ascii="Arial" w:cs="Arial" w:eastAsia="Arial" w:hAnsi="Arial"/>
+                <w:sz w:val="20"/>
+                <w:szCs w:val="20"/>
+              </w:rPr>
+              <w:br/>
+              <w:t xml:space="preserve"/>
+            </w:r>
+            <w:r>
+              <w:rPr>
+                <w:rFonts w:ascii="Arial" w:cs="Arial" w:eastAsia="Arial" w:hAnsi="Arial"/>
+                <w:b/>
+                <w:bCs/>
+                <w:i/>
+                <w:iCs/>
+                <w:color w:val="555555"/>
+                <w:sz w:val="20"/>
+                <w:szCs w:val="20"/>
+              </w:rPr>
+              <w:t xml:space="preserve">→ Check for Understanding: </w:t>
+            </w:r>
+            <w:r>
+              <w:rPr>
+                <w:rFonts w:ascii="Arial" w:cs="Arial" w:eastAsia="Arial" w:hAnsi="Arial"/>
+                <w:b w:val="false"/>
+                <w:bCs w:val="false"/>
+                <w:i/>
+                <w:iCs/>
+                <w:color w:val="555555"/>
+                <w:sz w:val="20"/>
+                <w:szCs w:val="20"/>
+              </w:rPr>
+              <w:t xml:space="preserve">pause and cold-call: “Can someone explain what we just did in their own words?”</w:t>
             </w:r>
           </w:p>
         </w:tc>
@@ -377,9 +955,9 @@
               <w:right w:val="single" w:color="CCCCCC" w:sz="1"/>
             </w:tcBorders>
             <w:tcMar>
-              <w:top w:type="dxa" w:w="60"/>
+              <w:top w:type="dxa" w:w="80"/>
               <w:left w:type="dxa" w:w="120"/>
-              <w:bottom w:type="dxa" w:w="60"/>
+              <w:bottom w:type="dxa" w:w="80"/>
               <w:right w:type="dxa" w:w="120"/>
             </w:tcMar>
           </w:tcPr>
@@ -406,20 +984,90 @@
               <w:right w:val="single" w:color="CCCCCC" w:sz="1"/>
             </w:tcBorders>
             <w:tcMar>
-              <w:top w:type="dxa" w:w="60"/>
+              <w:top w:type="dxa" w:w="80"/>
               <w:left w:type="dxa" w:w="120"/>
-              <w:bottom w:type="dxa" w:w="60"/>
+              <w:bottom w:type="dxa" w:w="80"/>
               <w:right w:type="dxa" w:w="120"/>
             </w:tcMar>
           </w:tcPr>
           <w:p>
-            <w:r>
-              <w:rPr>
-                <w:rFonts w:ascii="Arial" w:cs="Arial" w:eastAsia="Arial" w:hAnsi="Arial"/>
-                <w:sz w:val="20"/>
-                <w:szCs w:val="20"/>
+            <w:pPr>
+              <w:spacing w:after="80" w:before="80"/>
+            </w:pPr>
+            <w:r>
+              <w:rPr>
+                <w:rFonts w:ascii="Arial" w:cs="Arial" w:eastAsia="Arial" w:hAnsi="Arial"/>
+                <w:b/>
+                <w:bCs/>
+                <w:i w:val="false"/>
+                <w:iCs w:val="false"/>
+                <w:color w:val="000000"/>
+                <w:sz w:val="22"/>
+                <w:szCs w:val="22"/>
               </w:rPr>
               <w:t xml:space="preserve">Guided Practice</w:t>
+            </w:r>
+            <w:r>
+              <w:rPr>
+                <w:rFonts w:ascii="Arial" w:cs="Arial" w:eastAsia="Arial" w:hAnsi="Arial"/>
+                <w:sz w:val="20"/>
+                <w:szCs w:val="20"/>
+              </w:rPr>
+              <w:br/>
+              <w:t xml:space="preserve"/>
+            </w:r>
+            <w:r>
+              <w:rPr>
+                <w:rFonts w:ascii="Arial" w:cs="Arial" w:eastAsia="Arial" w:hAnsi="Arial"/>
+                <w:sz w:val="20"/>
+                <w:szCs w:val="20"/>
+              </w:rPr>
+              <w:br/>
+              <w:t xml:space="preserve"/>
+            </w:r>
+            <w:r>
+              <w:rPr>
+                <w:rFonts w:ascii="Arial" w:cs="Arial" w:eastAsia="Arial" w:hAnsi="Arial"/>
+                <w:b w:val="false"/>
+                <w:bCs w:val="false"/>
+                <w:i w:val="false"/>
+                <w:iCs w:val="false"/>
+                <w:color w:val="000000"/>
+                <w:sz w:val="20"/>
+                <w:szCs w:val="20"/>
+              </w:rPr>
+              <w:t xml:space="preserve">1. Plan Your Project: Choose a data source (API or file) and define 2-3 visualizations.</w:t>
+            </w:r>
+            <w:r>
+              <w:rPr>
+                <w:rFonts w:ascii="Arial" w:cs="Arial" w:eastAsia="Arial" w:hAnsi="Arial"/>
+                <w:sz w:val="20"/>
+                <w:szCs w:val="20"/>
+              </w:rPr>
+              <w:br/>
+              <w:t xml:space="preserve"/>
+            </w:r>
+            <w:r>
+              <w:rPr>
+                <w:rFonts w:ascii="Arial" w:cs="Arial" w:eastAsia="Arial" w:hAnsi="Arial"/>
+                <w:sz w:val="20"/>
+                <w:szCs w:val="20"/>
+              </w:rPr>
+              <w:br/>
+              <w:t xml:space="preserve"/>
+            </w:r>
+            <w:r>
+              <w:rPr>
+                <w:rFonts w:ascii="Arial" w:cs="Arial" w:eastAsia="Arial" w:hAnsi="Arial"/>
+                <w:b w:val="false"/>
+                <w:bCs w:val="false"/>
+                <w:i/>
+                <w:iCs/>
+                <w:color w:val="555555"/>
+                <w:sz w:val="20"/>
+                <w:szCs w:val="20"/>
+              </w:rPr>
+              <w:t xml:space="preserve">→ Teacher models — students try alongside, then compare results.</w:t>
             </w:r>
           </w:p>
         </w:tc>
@@ -435,9 +1083,9 @@
               <w:right w:val="single" w:color="CCCCCC" w:sz="1"/>
             </w:tcBorders>
             <w:tcMar>
-              <w:top w:type="dxa" w:w="60"/>
+              <w:top w:type="dxa" w:w="80"/>
               <w:left w:type="dxa" w:w="120"/>
-              <w:bottom w:type="dxa" w:w="60"/>
+              <w:bottom w:type="dxa" w:w="80"/>
               <w:right w:type="dxa" w:w="120"/>
             </w:tcMar>
           </w:tcPr>
@@ -450,7 +1098,7 @@
                 <w:sz w:val="20"/>
                 <w:szCs w:val="20"/>
               </w:rPr>
-              <w:t xml:space="preserve">15-20 min</w:t>
+              <w:t xml:space="preserve">15–20 min</w:t>
             </w:r>
           </w:p>
         </w:tc>
@@ -464,20 +1112,81 @@
               <w:right w:val="single" w:color="CCCCCC" w:sz="1"/>
             </w:tcBorders>
             <w:tcMar>
-              <w:top w:type="dxa" w:w="60"/>
+              <w:top w:type="dxa" w:w="80"/>
               <w:left w:type="dxa" w:w="120"/>
-              <w:bottom w:type="dxa" w:w="60"/>
+              <w:bottom w:type="dxa" w:w="80"/>
               <w:right w:type="dxa" w:w="120"/>
             </w:tcMar>
           </w:tcPr>
           <w:p>
-            <w:r>
-              <w:rPr>
-                <w:rFonts w:ascii="Arial" w:cs="Arial" w:eastAsia="Arial" w:hAnsi="Arial"/>
-                <w:sz w:val="20"/>
-                <w:szCs w:val="20"/>
+            <w:pPr>
+              <w:spacing w:after="80" w:before="80"/>
+            </w:pPr>
+            <w:r>
+              <w:rPr>
+                <w:rFonts w:ascii="Arial" w:cs="Arial" w:eastAsia="Arial" w:hAnsi="Arial"/>
+                <w:b/>
+                <w:bCs/>
+                <w:i w:val="false"/>
+                <w:iCs w:val="false"/>
+                <w:color w:val="000000"/>
+                <w:sz w:val="22"/>
+                <w:szCs w:val="22"/>
               </w:rPr>
               <w:t xml:space="preserve">Independent Practice / Code Along</w:t>
+            </w:r>
+            <w:r>
+              <w:rPr>
+                <w:rFonts w:ascii="Arial" w:cs="Arial" w:eastAsia="Arial" w:hAnsi="Arial"/>
+                <w:sz w:val="20"/>
+                <w:szCs w:val="20"/>
+              </w:rPr>
+              <w:br/>
+              <w:t xml:space="preserve"/>
+            </w:r>
+            <w:r>
+              <w:rPr>
+                <w:rFonts w:ascii="Arial" w:cs="Arial" w:eastAsia="Arial" w:hAnsi="Arial"/>
+                <w:b w:val="false"/>
+                <w:bCs w:val="false"/>
+                <w:i w:val="false"/>
+                <w:iCs w:val="false"/>
+                <w:color w:val="000000"/>
+                <w:sz w:val="20"/>
+                <w:szCs w:val="20"/>
+              </w:rPr>
+              <w:t xml:space="preserve">    Work through problems from the day's exercise set.</w:t>
+            </w:r>
+            <w:r>
+              <w:rPr>
+                <w:rFonts w:ascii="Arial" w:cs="Arial" w:eastAsia="Arial" w:hAnsi="Arial"/>
+                <w:sz w:val="20"/>
+                <w:szCs w:val="20"/>
+              </w:rPr>
+              <w:br/>
+              <w:t xml:space="preserve"/>
+            </w:r>
+            <w:r>
+              <w:rPr>
+                <w:rFonts w:ascii="Arial" w:cs="Arial" w:eastAsia="Arial" w:hAnsi="Arial"/>
+                <w:sz w:val="20"/>
+                <w:szCs w:val="20"/>
+              </w:rPr>
+              <w:br/>
+              <w:t xml:space="preserve"/>
+            </w:r>
+            <w:r>
+              <w:rPr>
+                <w:rFonts w:ascii="Arial" w:cs="Arial" w:eastAsia="Arial" w:hAnsi="Arial"/>
+                <w:b w:val="false"/>
+                <w:bCs w:val="false"/>
+                <w:i/>
+                <w:iCs/>
+                <w:color w:val="555555"/>
+                <w:sz w:val="20"/>
+                <w:szCs w:val="20"/>
+              </w:rPr>
+              <w:t xml:space="preserve">→ Teacher circulates — offer hints, check for understanding.</w:t>
             </w:r>
           </w:p>
         </w:tc>
@@ -493,9 +1202,9 @@
               <w:right w:val="single" w:color="CCCCCC" w:sz="1"/>
             </w:tcBorders>
             <w:tcMar>
-              <w:top w:type="dxa" w:w="60"/>
+              <w:top w:type="dxa" w:w="80"/>
               <w:left w:type="dxa" w:w="120"/>
-              <w:bottom w:type="dxa" w:w="60"/>
+              <w:bottom w:type="dxa" w:w="80"/>
               <w:right w:type="dxa" w:w="120"/>
             </w:tcMar>
           </w:tcPr>
@@ -522,20 +1231,90 @@
               <w:right w:val="single" w:color="CCCCCC" w:sz="1"/>
             </w:tcBorders>
             <w:tcMar>
-              <w:top w:type="dxa" w:w="60"/>
+              <w:top w:type="dxa" w:w="80"/>
               <w:left w:type="dxa" w:w="120"/>
-              <w:bottom w:type="dxa" w:w="60"/>
+              <w:bottom w:type="dxa" w:w="80"/>
               <w:right w:type="dxa" w:w="120"/>
             </w:tcMar>
           </w:tcPr>
           <w:p>
-            <w:r>
-              <w:rPr>
-                <w:rFonts w:ascii="Arial" w:cs="Arial" w:eastAsia="Arial" w:hAnsi="Arial"/>
-                <w:sz w:val="20"/>
-                <w:szCs w:val="20"/>
+            <w:pPr>
+              <w:spacing w:after="80" w:before="80"/>
+            </w:pPr>
+            <w:r>
+              <w:rPr>
+                <w:rFonts w:ascii="Arial" w:cs="Arial" w:eastAsia="Arial" w:hAnsi="Arial"/>
+                <w:b/>
+                <w:bCs/>
+                <w:i w:val="false"/>
+                <w:iCs w:val="false"/>
+                <w:color w:val="000000"/>
+                <w:sz w:val="22"/>
+                <w:szCs w:val="22"/>
               </w:rPr>
               <w:t xml:space="preserve">Exit Ticket / Wrap-Up</w:t>
+            </w:r>
+            <w:r>
+              <w:rPr>
+                <w:rFonts w:ascii="Arial" w:cs="Arial" w:eastAsia="Arial" w:hAnsi="Arial"/>
+                <w:sz w:val="20"/>
+                <w:szCs w:val="20"/>
+              </w:rPr>
+              <w:br/>
+              <w:t xml:space="preserve"/>
+            </w:r>
+            <w:r>
+              <w:rPr>
+                <w:rFonts w:ascii="Arial" w:cs="Arial" w:eastAsia="Arial" w:hAnsi="Arial"/>
+                <w:sz w:val="20"/>
+                <w:szCs w:val="20"/>
+              </w:rPr>
+              <w:br/>
+              <w:t xml:space="preserve"/>
+            </w:r>
+            <w:r>
+              <w:rPr>
+                <w:rFonts w:ascii="Arial" w:cs="Arial" w:eastAsia="Arial" w:hAnsi="Arial"/>
+                <w:b w:val="false"/>
+                <w:bCs w:val="false"/>
+                <w:i w:val="false"/>
+                <w:iCs w:val="false"/>
+                <w:color w:val="000000"/>
+                <w:sz w:val="20"/>
+                <w:szCs w:val="20"/>
+              </w:rPr>
+              <w:t xml:space="preserve">Quick Check: Plan and start building a data visualization project that integrates APIs, data processing, and charts?</w:t>
+            </w:r>
+            <w:r>
+              <w:rPr>
+                <w:rFonts w:ascii="Arial" w:cs="Arial" w:eastAsia="Arial" w:hAnsi="Arial"/>
+                <w:sz w:val="20"/>
+                <w:szCs w:val="20"/>
+              </w:rPr>
+              <w:br/>
+              <w:t xml:space="preserve"/>
+            </w:r>
+            <w:r>
+              <w:rPr>
+                <w:rFonts w:ascii="Arial" w:cs="Arial" w:eastAsia="Arial" w:hAnsi="Arial"/>
+                <w:sz w:val="20"/>
+                <w:szCs w:val="20"/>
+              </w:rPr>
+              <w:br/>
+              <w:t xml:space="preserve"/>
+            </w:r>
+            <w:r>
+              <w:rPr>
+                <w:rFonts w:ascii="Arial" w:cs="Arial" w:eastAsia="Arial" w:hAnsi="Arial"/>
+                <w:b w:val="false"/>
+                <w:bCs w:val="false"/>
+                <w:i/>
+                <w:iCs/>
+                <w:color w:val="555555"/>
+                <w:sz w:val="20"/>
+                <w:szCs w:val="20"/>
+              </w:rPr>
+              <w:t xml:space="preserve">→ 3–2–1: Name 3 things learned, 2 new vocab words, 1 question you still have.</w:t>
             </w:r>
           </w:p>
         </w:tc>
@@ -898,58 +1677,6 @@
                 <w:sz w:val="18"/>
                 <w:szCs w:val="18"/>
               </w:rPr>
-              <w:t xml:space="preserve"># STEP 1: Identify your data source</w:t>
-            </w:r>
-          </w:p>
-          <w:p>
-            <w:pPr>
-              <w:spacing w:after="20"/>
-            </w:pPr>
-            <w:r>
-              <w:rPr>
-                <w:rFonts w:ascii="Courier New" w:cs="Courier New" w:eastAsia="Courier New" w:hAnsi="Courier New"/>
-                <w:sz w:val="18"/>
-                <w:szCs w:val="18"/>
-              </w:rPr>
-              <w:t xml:space="preserve"># Option A: Fetch current weather for multiple cities</w:t>
-            </w:r>
-          </w:p>
-          <w:p>
-            <w:pPr>
-              <w:spacing w:after="20"/>
-            </w:pPr>
-            <w:r>
-              <w:rPr>
-                <w:rFonts w:ascii="Courier New" w:cs="Courier New" w:eastAsia="Courier New" w:hAnsi="Courier New"/>
-                <w:sz w:val="18"/>
-                <w:szCs w:val="18"/>
-              </w:rPr>
-              <w:t xml:space="preserve"># Option B: Create historical temperature data</w:t>
-            </w:r>
-          </w:p>
-          <w:p>
-            <w:pPr>
-              <w:spacing w:after="20"/>
-            </w:pPr>
-            <w:r>
-              <w:rPr>
-                <w:rFonts w:ascii="Courier New" w:cs="Courier New" w:eastAsia="Courier New" w:hAnsi="Courier New"/>
-                <w:sz w:val="18"/>
-                <w:szCs w:val="18"/>
-              </w:rPr>
-              <w:t xml:space="preserve"># Option C: Use API to get forecast data</w:t>
-            </w:r>
-          </w:p>
-          <w:p>
-            <w:pPr>
-              <w:spacing w:after="20"/>
-            </w:pPr>
-            <w:r>
-              <w:rPr>
-                <w:rFonts w:ascii="Courier New" w:cs="Courier New" w:eastAsia="Courier New" w:hAnsi="Courier New"/>
-                <w:sz w:val="18"/>
-                <w:szCs w:val="18"/>
-              </w:rPr>
               <w:t xml:space="preserve"> </w:t>
             </w:r>
           </w:p>
@@ -963,58 +1690,6 @@
                 <w:sz w:val="18"/>
                 <w:szCs w:val="18"/>
               </w:rPr>
-              <w:t xml:space="preserve"># STEP 2: Define your visualizations</w:t>
-            </w:r>
-          </w:p>
-          <w:p>
-            <w:pPr>
-              <w:spacing w:after="20"/>
-            </w:pPr>
-            <w:r>
-              <w:rPr>
-                <w:rFonts w:ascii="Courier New" w:cs="Courier New" w:eastAsia="Courier New" w:hAnsi="Courier New"/>
-                <w:sz w:val="18"/>
-                <w:szCs w:val="18"/>
-              </w:rPr>
-              <w:t xml:space="preserve"># - Temperature comparison bar chart</w:t>
-            </w:r>
-          </w:p>
-          <w:p>
-            <w:pPr>
-              <w:spacing w:after="20"/>
-            </w:pPr>
-            <w:r>
-              <w:rPr>
-                <w:rFonts w:ascii="Courier New" w:cs="Courier New" w:eastAsia="Courier New" w:hAnsi="Courier New"/>
-                <w:sz w:val="18"/>
-                <w:szCs w:val="18"/>
-              </w:rPr>
-              <w:t xml:space="preserve"># - Weather conditions pie chart</w:t>
-            </w:r>
-          </w:p>
-          <w:p>
-            <w:pPr>
-              <w:spacing w:after="20"/>
-            </w:pPr>
-            <w:r>
-              <w:rPr>
-                <w:rFonts w:ascii="Courier New" w:cs="Courier New" w:eastAsia="Courier New" w:hAnsi="Courier New"/>
-                <w:sz w:val="18"/>
-                <w:szCs w:val="18"/>
-              </w:rPr>
-              <w:t xml:space="preserve"># - Temperature trend line chart</w:t>
-            </w:r>
-          </w:p>
-          <w:p>
-            <w:pPr>
-              <w:spacing w:after="20"/>
-            </w:pPr>
-            <w:r>
-              <w:rPr>
-                <w:rFonts w:ascii="Courier New" w:cs="Courier New" w:eastAsia="Courier New" w:hAnsi="Courier New"/>
-                <w:sz w:val="18"/>
-                <w:szCs w:val="18"/>
-              </w:rPr>
               <w:t xml:space="preserve"> </w:t>
             </w:r>
           </w:p>
@@ -1028,19 +1703,6 @@
                 <w:sz w:val="18"/>
                 <w:szCs w:val="18"/>
               </w:rPr>
-              <w:t xml:space="preserve"># STEP 3: Set up basic structure</w:t>
-            </w:r>
-          </w:p>
-          <w:p>
-            <w:pPr>
-              <w:spacing w:after="20"/>
-            </w:pPr>
-            <w:r>
-              <w:rPr>
-                <w:rFonts w:ascii="Courier New" w:cs="Courier New" w:eastAsia="Courier New" w:hAnsi="Courier New"/>
-                <w:sz w:val="18"/>
-                <w:szCs w:val="18"/>
-              </w:rPr>
               <w:t xml:space="preserve"> </w:t>
             </w:r>
           </w:p>
@@ -1054,6 +1716,123 @@
                 <w:sz w:val="18"/>
                 <w:szCs w:val="18"/>
               </w:rPr>
+              <w:t xml:space="preserve"> </w:t>
+            </w:r>
+          </w:p>
+          <w:p>
+            <w:pPr>
+              <w:spacing w:after="20"/>
+            </w:pPr>
+            <w:r>
+              <w:rPr>
+                <w:rFonts w:ascii="Courier New" w:cs="Courier New" w:eastAsia="Courier New" w:hAnsi="Courier New"/>
+                <w:sz w:val="18"/>
+                <w:szCs w:val="18"/>
+              </w:rPr>
+              <w:t xml:space="preserve"> </w:t>
+            </w:r>
+          </w:p>
+          <w:p>
+            <w:pPr>
+              <w:spacing w:after="20"/>
+            </w:pPr>
+            <w:r>
+              <w:rPr>
+                <w:rFonts w:ascii="Courier New" w:cs="Courier New" w:eastAsia="Courier New" w:hAnsi="Courier New"/>
+                <w:sz w:val="18"/>
+                <w:szCs w:val="18"/>
+              </w:rPr>
+              <w:t xml:space="preserve"> </w:t>
+            </w:r>
+          </w:p>
+          <w:p>
+            <w:pPr>
+              <w:spacing w:after="20"/>
+            </w:pPr>
+            <w:r>
+              <w:rPr>
+                <w:rFonts w:ascii="Courier New" w:cs="Courier New" w:eastAsia="Courier New" w:hAnsi="Courier New"/>
+                <w:sz w:val="18"/>
+                <w:szCs w:val="18"/>
+              </w:rPr>
+              <w:t xml:space="preserve"> </w:t>
+            </w:r>
+          </w:p>
+          <w:p>
+            <w:pPr>
+              <w:spacing w:after="20"/>
+            </w:pPr>
+            <w:r>
+              <w:rPr>
+                <w:rFonts w:ascii="Courier New" w:cs="Courier New" w:eastAsia="Courier New" w:hAnsi="Courier New"/>
+                <w:sz w:val="18"/>
+                <w:szCs w:val="18"/>
+              </w:rPr>
+              <w:t xml:space="preserve"> </w:t>
+            </w:r>
+          </w:p>
+          <w:p>
+            <w:pPr>
+              <w:spacing w:after="20"/>
+            </w:pPr>
+            <w:r>
+              <w:rPr>
+                <w:rFonts w:ascii="Courier New" w:cs="Courier New" w:eastAsia="Courier New" w:hAnsi="Courier New"/>
+                <w:sz w:val="18"/>
+                <w:szCs w:val="18"/>
+              </w:rPr>
+              <w:t xml:space="preserve"> </w:t>
+            </w:r>
+          </w:p>
+          <w:p>
+            <w:pPr>
+              <w:spacing w:after="20"/>
+            </w:pPr>
+            <w:r>
+              <w:rPr>
+                <w:rFonts w:ascii="Courier New" w:cs="Courier New" w:eastAsia="Courier New" w:hAnsi="Courier New"/>
+                <w:sz w:val="18"/>
+                <w:szCs w:val="18"/>
+              </w:rPr>
+              <w:t xml:space="preserve"> </w:t>
+            </w:r>
+          </w:p>
+          <w:p>
+            <w:pPr>
+              <w:spacing w:after="20"/>
+            </w:pPr>
+            <w:r>
+              <w:rPr>
+                <w:rFonts w:ascii="Courier New" w:cs="Courier New" w:eastAsia="Courier New" w:hAnsi="Courier New"/>
+                <w:sz w:val="18"/>
+                <w:szCs w:val="18"/>
+              </w:rPr>
+              <w:t xml:space="preserve"> </w:t>
+            </w:r>
+          </w:p>
+          <w:p>
+            <w:pPr>
+              <w:spacing w:after="20"/>
+            </w:pPr>
+            <w:r>
+              <w:rPr>
+                <w:rFonts w:ascii="Courier New" w:cs="Courier New" w:eastAsia="Courier New" w:hAnsi="Courier New"/>
+                <w:sz w:val="18"/>
+                <w:szCs w:val="18"/>
+              </w:rPr>
+              <w:t xml:space="preserve"> </w:t>
+            </w:r>
+          </w:p>
+          <w:p>
+            <w:pPr>
+              <w:spacing w:after="20"/>
+            </w:pPr>
+            <w:r>
+              <w:rPr>
+                <w:rFonts w:ascii="Courier New" w:cs="Courier New" w:eastAsia="Courier New" w:hAnsi="Courier New"/>
+                <w:sz w:val="18"/>
+                <w:szCs w:val="18"/>
+              </w:rPr>
               <w:t xml:space="preserve">def fetch_weather_data(cities):</w:t>
             </w:r>
           </w:p>
@@ -1600,7 +2379,7 @@
                 <w:sz w:val="18"/>
                 <w:szCs w:val="18"/>
               </w:rPr>
-              <w:t xml:space="preserve"># MAIN EXECUTION</w:t>
+              <w:t xml:space="preserve"> </w:t>
             </w:r>
           </w:p>
           <w:p>
@@ -2111,19 +2890,6 @@
                 <w:sz w:val="18"/>
                 <w:szCs w:val="18"/>
               </w:rPr>
-              <w:t xml:space="preserve"># Create multiple visualizations with subplots</w:t>
-            </w:r>
-          </w:p>
-          <w:p>
-            <w:pPr>
-              <w:spacing w:after="20"/>
-            </w:pPr>
-            <w:r>
-              <w:rPr>
-                <w:rFonts w:ascii="Courier New" w:cs="Courier New" w:eastAsia="Courier New" w:hAnsi="Courier New"/>
-                <w:sz w:val="18"/>
-                <w:szCs w:val="18"/>
-              </w:rPr>
               <w:t xml:space="preserve">fig, axes = plt.subplots(1, 2, figsize=(12, 5))</w:t>
             </w:r>
           </w:p>
@@ -2150,7 +2916,7 @@
                 <w:sz w:val="18"/>
                 <w:szCs w:val="18"/>
               </w:rPr>
-              <w:t xml:space="preserve"># Chart 1: Temperature comparison</w:t>
+              <w:t xml:space="preserve"> </w:t>
             </w:r>
           </w:p>
           <w:p>
@@ -2202,7 +2968,7 @@
                 <w:sz w:val="18"/>
                 <w:szCs w:val="18"/>
               </w:rPr>
-              <w:t xml:space="preserve"># Chart 2: Statistics</w:t>
+              <w:t xml:space="preserve"> </w:t>
             </w:r>
           </w:p>
           <w:p>

--- a/Coding 2 - year/Unit 6 - APIs & External Libraries/Daily Lesson Plans/Word/Day 18.docx
+++ b/Coding 2 - year/Unit 6 - APIs & External Libraries/Daily Lesson Plans/Word/Day 18.docx
@@ -380,7 +380,7 @@
                 <w:sz w:val="20"/>
                 <w:szCs w:val="20"/>
               </w:rPr>
-              <w:t xml:space="preserve">    In your own words: Plan and start building a data visualization project that integrates APIs, data processing, and charts?</w:t>
+              <w:t xml:space="preserve">    Before designing anything, what questions would you need to answer first in order to plan and start building a data visualization project that integrates APIs, data processing, and charts?</w:t>
             </w:r>
             <w:r>
               <w:rPr>
@@ -477,7 +477,7 @@
                 <w:sz w:val="20"/>
                 <w:szCs w:val="20"/>
               </w:rPr>
-              <w:t xml:space="preserve">Today's Goal: By the end of class you will be able to plan and start building a data visualization project that integrates APIs, data processing, and charts.</w:t>
+              <w:t xml:space="preserve">Today’s Goal: By the end of class you will be able to plan and start building a data visualization project that integrates APIs, data processing, and charts.</w:t>
             </w:r>
             <w:r>
               <w:rPr>
@@ -1283,7 +1283,7 @@
                 <w:sz w:val="20"/>
                 <w:szCs w:val="20"/>
               </w:rPr>
-              <w:t xml:space="preserve">Quick Check: Plan and start building a data visualization project that integrates APIs, data processing, and charts?</w:t>
+              <w:t xml:space="preserve">What are the 2-3 most important steps when you plan and start building a data visualization project that integrates APIs, data processing, and charts? What could go wrong if you skip one?</w:t>
             </w:r>
             <w:r>
               <w:rPr>

--- a/Coding 2 - year/Unit 6 - APIs & External Libraries/Daily Lesson Plans/Word/Day 18.docx
+++ b/Coding 2 - year/Unit 6 - APIs & External Libraries/Daily Lesson Plans/Word/Day 18.docx
@@ -728,7 +728,7 @@
                 <w:sz w:val="20"/>
                 <w:szCs w:val="20"/>
               </w:rPr>
-              <w:t xml:space="preserve">    • Choose meaningful data</w:t>
+              <w:t xml:space="preserve">    • Fetch Data: Get data from an API or file</w:t>
             </w:r>
             <w:r>
               <w:rPr>
@@ -750,7 +750,7 @@
                 <w:sz w:val="20"/>
                 <w:szCs w:val="20"/>
               </w:rPr>
-              <w:t xml:space="preserve">    • Use appropriate chart types</w:t>
+              <w:t xml:space="preserve">    • Process Data: Clean, filter, and organize data</w:t>
             </w:r>
             <w:r>
               <w:rPr>
@@ -772,7 +772,7 @@
                 <w:sz w:val="20"/>
                 <w:szCs w:val="20"/>
               </w:rPr>
-              <w:t xml:space="preserve">    • Label axes clearly</w:t>
+              <w:t xml:space="preserve">    • Visualize Data: Create meaningful charts</w:t>
             </w:r>
             <w:r>
               <w:rPr>
@@ -794,7 +794,7 @@
                 <w:sz w:val="20"/>
                 <w:szCs w:val="20"/>
               </w:rPr>
-              <w:t xml:space="preserve">    • Include titles and legends</w:t>
+              <w:t xml:space="preserve">    • Interpret: Draw conclusions from visualizations</w:t>
             </w:r>
             <w:r>
               <w:rPr>
@@ -816,7 +816,73 @@
                 <w:sz w:val="20"/>
                 <w:szCs w:val="20"/>
               </w:rPr>
-              <w:t xml:space="preserve">    • Handle errors gracefully</w:t>
+              <w:t xml:space="preserve">    • Choose meaningful data</w:t>
+            </w:r>
+            <w:r>
+              <w:rPr>
+                <w:rFonts w:ascii="Arial" w:cs="Arial" w:eastAsia="Arial" w:hAnsi="Arial"/>
+                <w:sz w:val="20"/>
+                <w:szCs w:val="20"/>
+              </w:rPr>
+              <w:br/>
+              <w:t xml:space="preserve"/>
+            </w:r>
+            <w:r>
+              <w:rPr>
+                <w:rFonts w:ascii="Arial" w:cs="Arial" w:eastAsia="Arial" w:hAnsi="Arial"/>
+                <w:b w:val="false"/>
+                <w:bCs w:val="false"/>
+                <w:i w:val="false"/>
+                <w:iCs w:val="false"/>
+                <w:color w:val="000000"/>
+                <w:sz w:val="20"/>
+                <w:szCs w:val="20"/>
+              </w:rPr>
+              <w:t xml:space="preserve">    • Use appropriate chart types</w:t>
+            </w:r>
+            <w:r>
+              <w:rPr>
+                <w:rFonts w:ascii="Arial" w:cs="Arial" w:eastAsia="Arial" w:hAnsi="Arial"/>
+                <w:sz w:val="20"/>
+                <w:szCs w:val="20"/>
+              </w:rPr>
+              <w:br/>
+              <w:t xml:space="preserve"/>
+            </w:r>
+            <w:r>
+              <w:rPr>
+                <w:rFonts w:ascii="Arial" w:cs="Arial" w:eastAsia="Arial" w:hAnsi="Arial"/>
+                <w:b w:val="false"/>
+                <w:bCs w:val="false"/>
+                <w:i w:val="false"/>
+                <w:iCs w:val="false"/>
+                <w:color w:val="000000"/>
+                <w:sz w:val="20"/>
+                <w:szCs w:val="20"/>
+              </w:rPr>
+              <w:t xml:space="preserve">    • Label axes clearly</w:t>
+            </w:r>
+            <w:r>
+              <w:rPr>
+                <w:rFonts w:ascii="Arial" w:cs="Arial" w:eastAsia="Arial" w:hAnsi="Arial"/>
+                <w:sz w:val="20"/>
+                <w:szCs w:val="20"/>
+              </w:rPr>
+              <w:br/>
+              <w:t xml:space="preserve"/>
+            </w:r>
+            <w:r>
+              <w:rPr>
+                <w:rFonts w:ascii="Arial" w:cs="Arial" w:eastAsia="Arial" w:hAnsi="Arial"/>
+                <w:b w:val="false"/>
+                <w:bCs w:val="false"/>
+                <w:i w:val="false"/>
+                <w:iCs w:val="false"/>
+                <w:color w:val="000000"/>
+                <w:sz w:val="20"/>
+                <w:szCs w:val="20"/>
+              </w:rPr>
+              <w:t xml:space="preserve">    • Include titles and legends</w:t>
             </w:r>
             <w:r>
               <w:rPr>
@@ -1147,6 +1213,19 @@
             <w:r>
               <w:rPr>
                 <w:rFonts w:ascii="Arial" w:cs="Arial" w:eastAsia="Arial" w:hAnsi="Arial"/>
+                <w:b/>
+                <w:bCs/>
+                <w:i w:val="false"/>
+                <w:iCs w:val="false"/>
+                <w:color w:val="000000"/>
+                <w:sz w:val="20"/>
+                <w:szCs w:val="20"/>
+              </w:rPr>
+              <w:t xml:space="preserve">    Beginner: </w:t>
+            </w:r>
+            <w:r>
+              <w:rPr>
+                <w:rFonts w:ascii="Arial" w:cs="Arial" w:eastAsia="Arial" w:hAnsi="Arial"/>
                 <w:b w:val="false"/>
                 <w:bCs w:val="false"/>
                 <w:i w:val="false"/>
@@ -1155,7 +1234,77 @@
                 <w:sz w:val="20"/>
                 <w:szCs w:val="20"/>
               </w:rPr>
-              <w:t xml:space="preserve">    Work through problems from the day's exercise set.</w:t>
+              <w:t xml:space="preserve">Create a program that fetches data for 3 cities and displays a bar chart.</w:t>
+            </w:r>
+            <w:r>
+              <w:rPr>
+                <w:rFonts w:ascii="Arial" w:cs="Arial" w:eastAsia="Arial" w:hAnsi="Arial"/>
+                <w:sz w:val="20"/>
+                <w:szCs w:val="20"/>
+              </w:rPr>
+              <w:br/>
+              <w:t xml:space="preserve"/>
+            </w:r>
+            <w:r>
+              <w:rPr>
+                <w:rFonts w:ascii="Arial" w:cs="Arial" w:eastAsia="Arial" w:hAnsi="Arial"/>
+                <w:b/>
+                <w:bCs/>
+                <w:i w:val="false"/>
+                <w:iCs w:val="false"/>
+                <w:color w:val="000000"/>
+                <w:sz w:val="20"/>
+                <w:szCs w:val="20"/>
+              </w:rPr>
+              <w:t xml:space="preserve">    Intermediate: </w:t>
+            </w:r>
+            <w:r>
+              <w:rPr>
+                <w:rFonts w:ascii="Arial" w:cs="Arial" w:eastAsia="Arial" w:hAnsi="Arial"/>
+                <w:b w:val="false"/>
+                <w:bCs w:val="false"/>
+                <w:i w:val="false"/>
+                <w:iCs w:val="false"/>
+                <w:color w:val="000000"/>
+                <w:sz w:val="20"/>
+                <w:szCs w:val="20"/>
+              </w:rPr>
+              <w:t xml:space="preserve">Create a dashboard with multiple visualizations (2+ charts) from a single data source.</w:t>
+            </w:r>
+            <w:r>
+              <w:rPr>
+                <w:rFonts w:ascii="Arial" w:cs="Arial" w:eastAsia="Arial" w:hAnsi="Arial"/>
+                <w:sz w:val="20"/>
+                <w:szCs w:val="20"/>
+              </w:rPr>
+              <w:br/>
+              <w:t xml:space="preserve"/>
+            </w:r>
+            <w:r>
+              <w:rPr>
+                <w:rFonts w:ascii="Arial" w:cs="Arial" w:eastAsia="Arial" w:hAnsi="Arial"/>
+                <w:b/>
+                <w:bCs/>
+                <w:i w:val="false"/>
+                <w:iCs w:val="false"/>
+                <w:color w:val="000000"/>
+                <w:sz w:val="20"/>
+                <w:szCs w:val="20"/>
+              </w:rPr>
+              <w:t xml:space="preserve">    Challenge: </w:t>
+            </w:r>
+            <w:r>
+              <w:rPr>
+                <w:rFonts w:ascii="Arial" w:cs="Arial" w:eastAsia="Arial" w:hAnsi="Arial"/>
+                <w:b w:val="false"/>
+                <w:bCs w:val="false"/>
+                <w:i w:val="false"/>
+                <w:iCs w:val="false"/>
+                <w:color w:val="000000"/>
+                <w:sz w:val="20"/>
+                <w:szCs w:val="20"/>
+              </w:rPr>
+              <w:t xml:space="preserve">Create a system that fetches data, processes it with filters, and displays multiple related visualizations.</w:t>
             </w:r>
             <w:r>
               <w:rPr>
@@ -3132,6 +3281,94 @@
       <w:pPr>
         <w:spacing w:after="160"/>
       </w:pPr>
+    </w:p>
+    <w:p>
+      <w:pPr>
+        <w:pBdr>
+          <w:bottom w:val="single" w:color="1B7A4A" w:sz="4" w:space="4"/>
+        </w:pBdr>
+        <w:spacing w:after="100" w:before="120"/>
+      </w:pPr>
+      <w:r>
+        <w:rPr>
+          <w:rFonts w:ascii="Arial" w:cs="Arial" w:eastAsia="Arial" w:hAnsi="Arial"/>
+          <w:b/>
+          <w:bCs/>
+          <w:color w:val="1B7A4A"/>
+          <w:sz w:val="24"/>
+          <w:szCs w:val="24"/>
+        </w:rPr>
+        <w:t xml:space="preserve">Practice Problems</w:t>
+      </w:r>
+    </w:p>
+    <w:p>
+      <w:pPr>
+        <w:spacing w:after="80"/>
+      </w:pPr>
+      <w:r>
+        <w:rPr>
+          <w:rFonts w:ascii="Arial" w:cs="Arial" w:eastAsia="Arial" w:hAnsi="Arial"/>
+          <w:b/>
+          <w:bCs/>
+          <w:sz w:val="20"/>
+          <w:szCs w:val="20"/>
+        </w:rPr>
+        <w:t xml:space="preserve">Problem 1: </w:t>
+      </w:r>
+      <w:r>
+        <w:rPr>
+          <w:rFonts w:ascii="Arial" w:cs="Arial" w:eastAsia="Arial" w:hAnsi="Arial"/>
+          <w:sz w:val="20"/>
+          <w:szCs w:val="20"/>
+        </w:rPr>
+        <w:t xml:space="preserve">Beginner:  Create a program that fetches data for 3 cities and displays a bar chart.</w:t>
+      </w:r>
+    </w:p>
+    <w:p>
+      <w:pPr>
+        <w:spacing w:after="80"/>
+      </w:pPr>
+      <w:r>
+        <w:rPr>
+          <w:rFonts w:ascii="Arial" w:cs="Arial" w:eastAsia="Arial" w:hAnsi="Arial"/>
+          <w:b/>
+          <w:bCs/>
+          <w:sz w:val="20"/>
+          <w:szCs w:val="20"/>
+        </w:rPr>
+        <w:t xml:space="preserve">Problem 2: </w:t>
+      </w:r>
+      <w:r>
+        <w:rPr>
+          <w:rFonts w:ascii="Arial" w:cs="Arial" w:eastAsia="Arial" w:hAnsi="Arial"/>
+          <w:sz w:val="20"/>
+          <w:szCs w:val="20"/>
+        </w:rPr>
+        <w:t xml:space="preserve">Intermediate:  Create a dashboard with multiple visualizations (2+ charts) from a single data source.</w:t>
+      </w:r>
+    </w:p>
+    <w:p>
+      <w:pPr>
+        <w:spacing w:after="80"/>
+      </w:pPr>
+      <w:r>
+        <w:rPr>
+          <w:rFonts w:ascii="Arial" w:cs="Arial" w:eastAsia="Arial" w:hAnsi="Arial"/>
+          <w:b/>
+          <w:bCs/>
+          <w:sz w:val="20"/>
+          <w:szCs w:val="20"/>
+        </w:rPr>
+        <w:t xml:space="preserve">Problem 3: </w:t>
+      </w:r>
+      <w:r>
+        <w:rPr>
+          <w:rFonts w:ascii="Arial" w:cs="Arial" w:eastAsia="Arial" w:hAnsi="Arial"/>
+          <w:sz w:val="20"/>
+          <w:szCs w:val="20"/>
+        </w:rPr>
+        <w:t xml:space="preserve">Challenge:  Create a system that fetches data, processes it with filters, and displays multiple related visualizations.</w:t>
+      </w:r>
     </w:p>
     <w:p>
       <w:pPr>
